--- a/QuachXuanThinh_2310900100_Project4.docx
+++ b/QuachXuanThinh_2310900100_Project4.docx
@@ -17349,7 +17349,6 @@
           <w:b/>
           <w:bCs w:val="0"/>
         </w:rPr>
-        <w:lastRenderedPageBreak/>
         <w:tab/>
       </w:r>
       <w:r>
@@ -17473,13 +17472,10 @@
         <w:jc w:val="center"/>
       </w:pPr>
       <w:r>
-        <w:rPr>
-          <w:noProof/>
-        </w:rPr>
         <w:drawing>
-          <wp:inline distT="0" distB="0" distL="0" distR="0" wp14:anchorId="1CDEC96F" wp14:editId="29E277E0">
-            <wp:extent cx="6375400" cy="7061200"/>
-            <wp:effectExtent l="0" t="0" r="6350" b="6350"/>
+          <wp:inline distT="0" distB="0" distL="0" distR="0" wp14:anchorId="0ADC2B56" wp14:editId="69F8271F">
+            <wp:extent cx="4389500" cy="5113463"/>
+            <wp:effectExtent l="0" t="0" r="0" b="0"/>
             <wp:docPr id="1" name="Picture 1"/>
             <wp:cNvGraphicFramePr>
               <a:graphicFrameLocks xmlns:a="http://schemas.openxmlformats.org/drawingml/2006/main" noChangeAspect="1"/>
@@ -17500,7 +17496,7 @@
                   <pic:spPr>
                     <a:xfrm>
                       <a:off x="0" y="0"/>
-                      <a:ext cx="6375400" cy="7061200"/>
+                      <a:ext cx="4389500" cy="5113463"/>
                     </a:xfrm>
                     <a:prstGeom prst="rect">
                       <a:avLst/>
@@ -17512,6 +17508,8 @@
           </wp:inline>
         </w:drawing>
       </w:r>
+      <w:bookmarkStart w:id="29" w:name="_GoBack"/>
+      <w:bookmarkEnd w:id="29"/>
     </w:p>
     <w:p>
       <w:pPr>
@@ -17531,10 +17529,9 @@
         <w:pStyle w:val="Heading3"/>
       </w:pPr>
       <w:r>
-        <w:lastRenderedPageBreak/>
         <w:tab/>
       </w:r>
-      <w:bookmarkStart w:id="29" w:name="_Toc228870501"/>
+      <w:bookmarkStart w:id="30" w:name="_Toc228870501"/>
       <w:r>
         <w:t>2.2.</w:t>
       </w:r>
@@ -17547,7 +17544,7 @@
       <w:r>
         <w:t>Biểu đồ Use Case Đăng nhập</w:t>
       </w:r>
-      <w:bookmarkEnd w:id="29"/>
+      <w:bookmarkEnd w:id="30"/>
       <w:r>
         <w:t xml:space="preserve"> </w:t>
       </w:r>
@@ -17609,9 +17606,10 @@
         <w:pStyle w:val="Heading3"/>
       </w:pPr>
       <w:r>
+        <w:lastRenderedPageBreak/>
         <w:tab/>
       </w:r>
-      <w:bookmarkStart w:id="30" w:name="_Toc228870502"/>
+      <w:bookmarkStart w:id="31" w:name="_Toc228870502"/>
       <w:r>
         <w:t xml:space="preserve">2.2.3 </w:t>
       </w:r>
@@ -17621,7 +17619,7 @@
       <w:r>
         <w:t xml:space="preserve"> Use Case Đăng ký</w:t>
       </w:r>
-      <w:bookmarkEnd w:id="30"/>
+      <w:bookmarkEnd w:id="31"/>
     </w:p>
     <w:p>
       <w:pPr>
@@ -17698,10 +17696,9 @@
           <w:b/>
           <w:bCs w:val="0"/>
         </w:rPr>
-        <w:lastRenderedPageBreak/>
         <w:tab/>
       </w:r>
-      <w:bookmarkStart w:id="31" w:name="_Toc228870503"/>
+      <w:bookmarkStart w:id="32" w:name="_Toc228870503"/>
       <w:r>
         <w:rPr>
           <w:rStyle w:val="Strong"/>
@@ -17718,7 +17715,7 @@
         </w:rPr>
         <w:t>. Biểu đồ Use Case của Admin (Quản trị viên)</w:t>
       </w:r>
-      <w:bookmarkEnd w:id="31"/>
+      <w:bookmarkEnd w:id="32"/>
     </w:p>
     <w:p/>
     <w:p>
@@ -17734,7 +17731,7 @@
         <w:lastRenderedPageBreak/>
         <w:tab/>
       </w:r>
-      <w:bookmarkStart w:id="32" w:name="_Toc228870504"/>
+      <w:bookmarkStart w:id="33" w:name="_Toc228870504"/>
       <w:r>
         <w:rPr>
           <w:rStyle w:val="Strong"/>
@@ -17751,7 +17748,7 @@
         </w:rPr>
         <w:t>. Biểu đồ Use Case của Khách hàng</w:t>
       </w:r>
-      <w:bookmarkEnd w:id="32"/>
+      <w:bookmarkEnd w:id="33"/>
     </w:p>
     <w:p>
       <w:pPr>
@@ -17765,7 +17762,7 @@
         </w:rPr>
         <w:tab/>
       </w:r>
-      <w:bookmarkStart w:id="33" w:name="_Toc228870505"/>
+      <w:bookmarkStart w:id="34" w:name="_Toc228870505"/>
       <w:r>
         <w:rPr>
           <w:rStyle w:val="Strong"/>
@@ -17782,7 +17779,7 @@
         </w:rPr>
         <w:t>. Biểu đồ hoạt động (Activity Diagram)</w:t>
       </w:r>
-      <w:bookmarkEnd w:id="33"/>
+      <w:bookmarkEnd w:id="34"/>
     </w:p>
     <w:p>
       <w:pPr>
@@ -17801,7 +17798,7 @@
         </w:rPr>
         <w:tab/>
       </w:r>
-      <w:bookmarkStart w:id="34" w:name="_Toc228870506"/>
+      <w:bookmarkStart w:id="35" w:name="_Toc228870506"/>
       <w:r>
         <w:rPr>
           <w:rStyle w:val="Strong"/>
@@ -17818,7 +17815,7 @@
         </w:rPr>
         <w:t>. Biểu đồ tuần tự (Sequence Diagram)</w:t>
       </w:r>
-      <w:bookmarkEnd w:id="34"/>
+      <w:bookmarkEnd w:id="35"/>
     </w:p>
     <w:p>
       <w:pPr>
@@ -17837,7 +17834,7 @@
         </w:rPr>
         <w:tab/>
       </w:r>
-      <w:bookmarkStart w:id="35" w:name="_Toc228870507"/>
+      <w:bookmarkStart w:id="36" w:name="_Toc228870507"/>
       <w:r>
         <w:rPr>
           <w:rStyle w:val="Strong"/>
@@ -17854,7 +17851,7 @@
         </w:rPr>
         <w:t>. Biểu đồ lớp (Class Diagram)</w:t>
       </w:r>
-      <w:bookmarkEnd w:id="35"/>
+      <w:bookmarkEnd w:id="36"/>
     </w:p>
     <w:p>
       <w:pPr>
@@ -17912,21 +17909,21 @@
       <w:pPr>
         <w:pStyle w:val="Hinh"/>
       </w:pPr>
-      <w:bookmarkStart w:id="36" w:name="_Toc219649905"/>
-      <w:bookmarkStart w:id="37" w:name="_Toc220082849"/>
-      <w:bookmarkStart w:id="38" w:name="_Toc220096532"/>
+      <w:bookmarkStart w:id="37" w:name="_Toc219649905"/>
+      <w:bookmarkStart w:id="38" w:name="_Toc220082849"/>
+      <w:bookmarkStart w:id="39" w:name="_Toc220096532"/>
       <w:r>
         <w:t xml:space="preserve"> </w:t>
       </w:r>
       <w:r>
         <w:t>Biểu đồ lớp hệ thống</w:t>
       </w:r>
-      <w:bookmarkEnd w:id="36"/>
+      <w:bookmarkEnd w:id="37"/>
       <w:r>
         <w:t xml:space="preserve"> </w:t>
       </w:r>
-      <w:bookmarkEnd w:id="37"/>
       <w:bookmarkEnd w:id="38"/>
+      <w:bookmarkEnd w:id="39"/>
       <w:r>
         <w:rPr>
           <w:lang w:val="en-US"/>
@@ -17944,7 +17941,7 @@
           <w:lang w:val="vi-VN"/>
         </w:rPr>
       </w:pPr>
-      <w:bookmarkStart w:id="39" w:name="_Toc228870508"/>
+      <w:bookmarkStart w:id="40" w:name="_Toc228870508"/>
       <w:r>
         <w:rPr>
           <w:rStyle w:val="Strong"/>
@@ -17963,7 +17960,7 @@
         </w:rPr>
         <w:t xml:space="preserve"> sở dữ liệu</w:t>
       </w:r>
-      <w:bookmarkEnd w:id="39"/>
+      <w:bookmarkEnd w:id="40"/>
     </w:p>
     <w:p>
       <w:pPr>
@@ -17985,7 +17982,7 @@
         </w:rPr>
         <w:tab/>
       </w:r>
-      <w:bookmarkStart w:id="40" w:name="_Toc228870509"/>
+      <w:bookmarkStart w:id="41" w:name="_Toc228870509"/>
       <w:r>
         <w:rPr>
           <w:rStyle w:val="Strong"/>
@@ -17996,7 +17993,7 @@
         </w:rPr>
         <w:t>2.3.1. Tổng quan cơ sở dữ liệu</w:t>
       </w:r>
-      <w:bookmarkEnd w:id="40"/>
+      <w:bookmarkEnd w:id="41"/>
     </w:p>
     <w:p>
       <w:pPr>
@@ -18282,7 +18279,7 @@
         </w:rPr>
         <w:tab/>
       </w:r>
-      <w:bookmarkStart w:id="41" w:name="_Toc228870510"/>
+      <w:bookmarkStart w:id="42" w:name="_Toc228870510"/>
       <w:r>
         <w:rPr>
           <w:rStyle w:val="Strong"/>
@@ -18291,7 +18288,7 @@
         </w:rPr>
         <w:t>2.3.2. Danh sách các bảng dữ liệu</w:t>
       </w:r>
-      <w:bookmarkEnd w:id="41"/>
+      <w:bookmarkEnd w:id="42"/>
     </w:p>
     <w:tbl>
       <w:tblPr>
@@ -18777,7 +18774,7 @@
         </w:rPr>
         <w:tab/>
       </w:r>
-      <w:bookmarkStart w:id="42" w:name="_Toc228870511"/>
+      <w:bookmarkStart w:id="43" w:name="_Toc228870511"/>
       <w:r>
         <w:rPr>
           <w:rStyle w:val="Strong"/>
@@ -18786,7 +18783,7 @@
         </w:rPr>
         <w:t>2.3.3. Cấu trúc chi tiết các bảng</w:t>
       </w:r>
-      <w:bookmarkEnd w:id="42"/>
+      <w:bookmarkEnd w:id="43"/>
     </w:p>
     <w:p>
       <w:pPr>
@@ -22029,7 +22026,7 @@
           <w:iCs/>
         </w:rPr>
       </w:pPr>
-      <w:bookmarkStart w:id="43" w:name="_Toc228870512"/>
+      <w:bookmarkStart w:id="44" w:name="_Toc228870512"/>
       <w:r>
         <w:rPr>
           <w:rStyle w:val="Strong"/>
@@ -22071,7 +22068,7 @@
         </w:rPr>
         <w:t>Mô hình quan hệ các bảng</w:t>
       </w:r>
-      <w:bookmarkEnd w:id="43"/>
+      <w:bookmarkEnd w:id="44"/>
     </w:p>
     <w:p>
       <w:pPr>
@@ -22122,15 +22119,15 @@
       <w:pPr>
         <w:pStyle w:val="Hinh"/>
       </w:pPr>
-      <w:bookmarkStart w:id="44" w:name="_Toc219649906"/>
-      <w:bookmarkStart w:id="45" w:name="_Toc220082850"/>
-      <w:bookmarkStart w:id="46" w:name="_Toc220096533"/>
+      <w:bookmarkStart w:id="45" w:name="_Toc219649906"/>
+      <w:bookmarkStart w:id="46" w:name="_Toc220082850"/>
+      <w:bookmarkStart w:id="47" w:name="_Toc220096533"/>
       <w:r>
         <w:t>Mối quan hệ giữa các bảng</w:t>
       </w:r>
-      <w:bookmarkEnd w:id="44"/>
       <w:bookmarkEnd w:id="45"/>
       <w:bookmarkEnd w:id="46"/>
+      <w:bookmarkEnd w:id="47"/>
     </w:p>
     <w:p>
       <w:pPr>
@@ -22140,7 +22137,7 @@
           <w:lang w:val="vi-VN"/>
         </w:rPr>
       </w:pPr>
-      <w:bookmarkStart w:id="47" w:name="_Toc228870513"/>
+      <w:bookmarkStart w:id="48" w:name="_Toc228870513"/>
       <w:r>
         <w:lastRenderedPageBreak/>
         <w:t>CHƯƠNG 3</w:t>
@@ -22154,7 +22151,7 @@
       <w:r>
         <w:t>ỨNG DỤNG</w:t>
       </w:r>
-      <w:bookmarkEnd w:id="47"/>
+      <w:bookmarkEnd w:id="48"/>
     </w:p>
     <w:p>
       <w:pPr>
@@ -22163,11 +22160,11 @@
           <w:lang w:val="vi-VN"/>
         </w:rPr>
       </w:pPr>
-      <w:bookmarkStart w:id="48" w:name="_Toc228870514"/>
+      <w:bookmarkStart w:id="49" w:name="_Toc228870514"/>
       <w:r>
         <w:t>3.1. Giao diện</w:t>
       </w:r>
-      <w:bookmarkEnd w:id="48"/>
+      <w:bookmarkEnd w:id="49"/>
     </w:p>
     <w:p>
       <w:pPr>
@@ -22219,17 +22216,17 @@
       <w:pPr>
         <w:pStyle w:val="Hnh3"/>
       </w:pPr>
-      <w:bookmarkStart w:id="49" w:name="_Toc220082851"/>
-      <w:bookmarkStart w:id="50" w:name="_Toc220095315"/>
-      <w:bookmarkStart w:id="51" w:name="_Toc220095460"/>
-      <w:bookmarkStart w:id="52" w:name="_Toc223991189"/>
+      <w:bookmarkStart w:id="50" w:name="_Toc220082851"/>
+      <w:bookmarkStart w:id="51" w:name="_Toc220095315"/>
+      <w:bookmarkStart w:id="52" w:name="_Toc220095460"/>
+      <w:bookmarkStart w:id="53" w:name="_Toc223991189"/>
       <w:r>
         <w:t>Ảnh đăng ký</w:t>
       </w:r>
-      <w:bookmarkEnd w:id="49"/>
       <w:bookmarkEnd w:id="50"/>
       <w:bookmarkEnd w:id="51"/>
       <w:bookmarkEnd w:id="52"/>
+      <w:bookmarkEnd w:id="53"/>
     </w:p>
     <w:p>
       <w:pPr>
@@ -22282,17 +22279,17 @@
       <w:pPr>
         <w:pStyle w:val="Hnh3"/>
       </w:pPr>
-      <w:bookmarkStart w:id="53" w:name="_Toc220082852"/>
-      <w:bookmarkStart w:id="54" w:name="_Toc220095316"/>
-      <w:bookmarkStart w:id="55" w:name="_Toc220095461"/>
-      <w:bookmarkStart w:id="56" w:name="_Toc223991190"/>
+      <w:bookmarkStart w:id="54" w:name="_Toc220082852"/>
+      <w:bookmarkStart w:id="55" w:name="_Toc220095316"/>
+      <w:bookmarkStart w:id="56" w:name="_Toc220095461"/>
+      <w:bookmarkStart w:id="57" w:name="_Toc223991190"/>
       <w:r>
         <w:t>Ảnh đăng nhập</w:t>
       </w:r>
-      <w:bookmarkEnd w:id="53"/>
       <w:bookmarkEnd w:id="54"/>
       <w:bookmarkEnd w:id="55"/>
       <w:bookmarkEnd w:id="56"/>
+      <w:bookmarkEnd w:id="57"/>
     </w:p>
     <w:p>
       <w:pPr>
@@ -22311,7 +22308,7 @@
           <w:lang w:val="vi-VN"/>
         </w:rPr>
       </w:pPr>
-      <w:bookmarkStart w:id="57" w:name="_Toc228870515"/>
+      <w:bookmarkStart w:id="58" w:name="_Toc228870515"/>
       <w:r>
         <w:rPr>
           <w:lang w:val="vi-VN"/>
@@ -22330,7 +22327,7 @@
         </w:rPr>
         <w:t>. Kiểm thử hệ thống</w:t>
       </w:r>
-      <w:bookmarkEnd w:id="57"/>
+      <w:bookmarkEnd w:id="58"/>
     </w:p>
     <w:p>
       <w:pPr>
@@ -22359,14 +22356,14 @@
       <w:pPr>
         <w:pStyle w:val="Bang"/>
       </w:pPr>
-      <w:bookmarkStart w:id="58" w:name="_Toc221149387"/>
+      <w:bookmarkStart w:id="59" w:name="_Toc221149387"/>
       <w:r>
         <w:t xml:space="preserve">Bảng 3.1. </w:t>
       </w:r>
       <w:r>
         <w:t>Kiểm thử Đăng ký, Đăng nhập</w:t>
       </w:r>
-      <w:bookmarkEnd w:id="58"/>
+      <w:bookmarkEnd w:id="59"/>
       <w:r>
         <w:t xml:space="preserve"> </w:t>
       </w:r>
@@ -22723,8 +22720,6 @@
               <w:ind w:firstLine="0"/>
               <w:jc w:val="center"/>
             </w:pPr>
-            <w:bookmarkStart w:id="59" w:name="_GoBack"/>
-            <w:bookmarkEnd w:id="59"/>
             <w:r>
               <w:t>Đăng nhập với mật khẩu sai</w:t>
             </w:r>
@@ -26513,7 +26508,7 @@
           <w:rPr>
             <w:noProof/>
           </w:rPr>
-          <w:t>34</w:t>
+          <w:t>24</w:t>
         </w:r>
         <w:r>
           <w:rPr>

--- a/QuachXuanThinh_2310900100_Project4.docx
+++ b/QuachXuanThinh_2310900100_Project4.docx
@@ -17472,6 +17472,9 @@
         <w:jc w:val="center"/>
       </w:pPr>
       <w:r>
+        <w:rPr>
+          <w:noProof/>
+        </w:rPr>
         <w:drawing>
           <wp:inline distT="0" distB="0" distL="0" distR="0" wp14:anchorId="0ADC2B56" wp14:editId="69F8271F">
             <wp:extent cx="4389500" cy="5113463"/>
@@ -17508,8 +17511,6 @@
           </wp:inline>
         </w:drawing>
       </w:r>
-      <w:bookmarkStart w:id="29" w:name="_GoBack"/>
-      <w:bookmarkEnd w:id="29"/>
     </w:p>
     <w:p>
       <w:pPr>
@@ -17531,7 +17532,7 @@
       <w:r>
         <w:tab/>
       </w:r>
-      <w:bookmarkStart w:id="30" w:name="_Toc228870501"/>
+      <w:bookmarkStart w:id="29" w:name="_Toc228870501"/>
       <w:r>
         <w:t>2.2.</w:t>
       </w:r>
@@ -17542,26 +17543,23 @@
         <w:t xml:space="preserve"> </w:t>
       </w:r>
       <w:r>
-        <w:t>Biểu đồ Use Case Đăng nhập</w:t>
-      </w:r>
-      <w:bookmarkEnd w:id="30"/>
+        <w:t xml:space="preserve">Biểu đồ Use Case Đăng </w:t>
+      </w:r>
+      <w:bookmarkEnd w:id="29"/>
+      <w:r>
+        <w:t>ký</w:t>
+      </w:r>
       <w:r>
         <w:t xml:space="preserve"> </w:t>
       </w:r>
     </w:p>
     <w:p>
-      <w:pPr>
-        <w:jc w:val="center"/>
-      </w:pPr>
-      <w:r>
-        <w:rPr>
-          <w:noProof/>
-        </w:rPr>
+      <w:r>
         <w:drawing>
-          <wp:inline distT="0" distB="0" distL="0" distR="0" wp14:anchorId="701D89F7" wp14:editId="3842AE69">
-            <wp:extent cx="5410200" cy="3886200"/>
+          <wp:inline distT="0" distB="0" distL="0" distR="0" wp14:anchorId="04FFE079" wp14:editId="7FD0C280">
+            <wp:extent cx="5128704" cy="3246401"/>
             <wp:effectExtent l="0" t="0" r="0" b="0"/>
-            <wp:docPr id="3" name="Picture 3"/>
+            <wp:docPr id="2" name="Picture 2"/>
             <wp:cNvGraphicFramePr>
               <a:graphicFrameLocks xmlns:a="http://schemas.openxmlformats.org/drawingml/2006/main" noChangeAspect="1"/>
             </wp:cNvGraphicFramePr>
@@ -17572,27 +17570,20 @@
                     <pic:cNvPr id="1" name=""/>
                     <pic:cNvPicPr/>
                   </pic:nvPicPr>
-                  <pic:blipFill rotWithShape="1">
+                  <pic:blipFill>
                     <a:blip r:embed="rId13"/>
-                    <a:srcRect t="11597" r="6085" b="8465"/>
-                    <a:stretch/>
+                    <a:stretch>
+                      <a:fillRect/>
+                    </a:stretch>
                   </pic:blipFill>
-                  <pic:spPr bwMode="auto">
+                  <pic:spPr>
                     <a:xfrm>
                       <a:off x="0" y="0"/>
-                      <a:ext cx="5410200" cy="3886200"/>
+                      <a:ext cx="5128704" cy="3246401"/>
                     </a:xfrm>
                     <a:prstGeom prst="rect">
                       <a:avLst/>
                     </a:prstGeom>
-                    <a:ln>
-                      <a:noFill/>
-                    </a:ln>
-                    <a:extLst>
-                      <a:ext uri="{53640926-AAD7-44D8-BBD7-CCE9431645EC}">
-                        <a14:shadowObscured xmlns:a14="http://schemas.microsoft.com/office/drawing/2010/main"/>
-                      </a:ext>
-                    </a:extLst>
                   </pic:spPr>
                 </pic:pic>
               </a:graphicData>
@@ -17605,11 +17596,18 @@
       <w:pPr>
         <w:pStyle w:val="Heading3"/>
       </w:pPr>
-      <w:r>
-        <w:lastRenderedPageBreak/>
+      <w:bookmarkStart w:id="30" w:name="_Toc228870502"/>
+      <w:r>
+        <w:rPr>
+          <w:rFonts w:eastAsiaTheme="minorHAnsi" w:cs="Times New Roman"/>
+          <w:b w:val="0"/>
+          <w:i w:val="0"/>
+          <w:color w:val="000000"/>
+          <w:sz w:val="26"/>
+          <w:szCs w:val="24"/>
+        </w:rPr>
         <w:tab/>
       </w:r>
-      <w:bookmarkStart w:id="31" w:name="_Toc228870502"/>
       <w:r>
         <w:t xml:space="preserve">2.2.3 </w:t>
       </w:r>
@@ -17617,9 +17615,12 @@
         <w:t>Biểu đồ</w:t>
       </w:r>
       <w:r>
-        <w:t xml:space="preserve"> Use Case Đăng ký</w:t>
-      </w:r>
-      <w:bookmarkEnd w:id="31"/>
+        <w:t xml:space="preserve"> Use Case Đăng</w:t>
+      </w:r>
+      <w:bookmarkEnd w:id="30"/>
+      <w:r>
+        <w:t xml:space="preserve"> nhập</w:t>
+      </w:r>
     </w:p>
     <w:p>
       <w:pPr>
@@ -17634,14 +17635,13 @@
       </w:pPr>
       <w:r>
         <w:rPr>
-          <w:noProof/>
           <w:lang w:val="en-US"/>
         </w:rPr>
         <w:drawing>
-          <wp:inline distT="0" distB="0" distL="0" distR="0" wp14:anchorId="7129B85A" wp14:editId="6892361A">
-            <wp:extent cx="5486400" cy="3794760"/>
+          <wp:inline distT="0" distB="0" distL="0" distR="0" wp14:anchorId="1233508A" wp14:editId="4A121C2B">
+            <wp:extent cx="4519052" cy="4115157"/>
             <wp:effectExtent l="0" t="0" r="0" b="0"/>
-            <wp:docPr id="7" name="Picture 7"/>
+            <wp:docPr id="4" name="Picture 4"/>
             <wp:cNvGraphicFramePr>
               <a:graphicFrameLocks xmlns:a="http://schemas.openxmlformats.org/drawingml/2006/main" noChangeAspect="1"/>
             </wp:cNvGraphicFramePr>
@@ -17652,239 +17652,8 @@
                     <pic:cNvPr id="1" name=""/>
                     <pic:cNvPicPr/>
                   </pic:nvPicPr>
-                  <pic:blipFill rotWithShape="1">
+                  <pic:blipFill>
                     <a:blip r:embed="rId14"/>
-                    <a:srcRect l="4291" t="6422" r="3534"/>
-                    <a:stretch/>
-                  </pic:blipFill>
-                  <pic:spPr bwMode="auto">
-                    <a:xfrm>
-                      <a:off x="0" y="0"/>
-                      <a:ext cx="5589258" cy="3865903"/>
-                    </a:xfrm>
-                    <a:prstGeom prst="rect">
-                      <a:avLst/>
-                    </a:prstGeom>
-                    <a:ln>
-                      <a:noFill/>
-                    </a:ln>
-                    <a:extLst>
-                      <a:ext uri="{53640926-AAD7-44D8-BBD7-CCE9431645EC}">
-                        <a14:shadowObscured xmlns:a14="http://schemas.microsoft.com/office/drawing/2010/main"/>
-                      </a:ext>
-                    </a:extLst>
-                  </pic:spPr>
-                </pic:pic>
-              </a:graphicData>
-            </a:graphic>
-          </wp:inline>
-        </w:drawing>
-      </w:r>
-    </w:p>
-    <w:p>
-      <w:pPr>
-        <w:pStyle w:val="Heading3"/>
-        <w:rPr>
-          <w:rStyle w:val="Strong"/>
-          <w:b/>
-          <w:bCs w:val="0"/>
-        </w:rPr>
-      </w:pPr>
-      <w:r>
-        <w:rPr>
-          <w:rStyle w:val="Strong"/>
-          <w:b/>
-          <w:bCs w:val="0"/>
-        </w:rPr>
-        <w:tab/>
-      </w:r>
-      <w:bookmarkStart w:id="32" w:name="_Toc228870503"/>
-      <w:r>
-        <w:rPr>
-          <w:rStyle w:val="Strong"/>
-          <w:b/>
-          <w:bCs w:val="0"/>
-        </w:rPr>
-        <w:t>2.2.4</w:t>
-      </w:r>
-      <w:r>
-        <w:rPr>
-          <w:rStyle w:val="Strong"/>
-          <w:b/>
-          <w:bCs w:val="0"/>
-        </w:rPr>
-        <w:t>. Biểu đồ Use Case của Admin (Quản trị viên)</w:t>
-      </w:r>
-      <w:bookmarkEnd w:id="32"/>
-    </w:p>
-    <w:p/>
-    <w:p>
-      <w:pPr>
-        <w:pStyle w:val="Heading3"/>
-      </w:pPr>
-      <w:r>
-        <w:rPr>
-          <w:rStyle w:val="Strong"/>
-          <w:b/>
-          <w:bCs w:val="0"/>
-        </w:rPr>
-        <w:lastRenderedPageBreak/>
-        <w:tab/>
-      </w:r>
-      <w:bookmarkStart w:id="33" w:name="_Toc228870504"/>
-      <w:r>
-        <w:rPr>
-          <w:rStyle w:val="Strong"/>
-          <w:b/>
-          <w:bCs w:val="0"/>
-        </w:rPr>
-        <w:t>2.2.5</w:t>
-      </w:r>
-      <w:r>
-        <w:rPr>
-          <w:rStyle w:val="Strong"/>
-          <w:b/>
-          <w:bCs w:val="0"/>
-        </w:rPr>
-        <w:t>. Biểu đồ Use Case của Khách hàng</w:t>
-      </w:r>
-      <w:bookmarkEnd w:id="33"/>
-    </w:p>
-    <w:p>
-      <w:pPr>
-        <w:pStyle w:val="Heading3"/>
-      </w:pPr>
-      <w:r>
-        <w:rPr>
-          <w:rStyle w:val="Strong"/>
-          <w:b/>
-          <w:bCs w:val="0"/>
-        </w:rPr>
-        <w:tab/>
-      </w:r>
-      <w:bookmarkStart w:id="34" w:name="_Toc228870505"/>
-      <w:r>
-        <w:rPr>
-          <w:rStyle w:val="Strong"/>
-          <w:b/>
-          <w:bCs w:val="0"/>
-        </w:rPr>
-        <w:t>2.2.6</w:t>
-      </w:r>
-      <w:r>
-        <w:rPr>
-          <w:rStyle w:val="Strong"/>
-          <w:b/>
-          <w:bCs w:val="0"/>
-        </w:rPr>
-        <w:t>. Biểu đồ hoạt động (Activity Diagram)</w:t>
-      </w:r>
-      <w:bookmarkEnd w:id="34"/>
-    </w:p>
-    <w:p>
-      <w:pPr>
-        <w:pStyle w:val="Heading3"/>
-        <w:rPr>
-          <w:rStyle w:val="Strong"/>
-          <w:b/>
-          <w:bCs w:val="0"/>
-        </w:rPr>
-      </w:pPr>
-      <w:r>
-        <w:rPr>
-          <w:rStyle w:val="Strong"/>
-          <w:b/>
-          <w:bCs w:val="0"/>
-        </w:rPr>
-        <w:tab/>
-      </w:r>
-      <w:bookmarkStart w:id="35" w:name="_Toc228870506"/>
-      <w:r>
-        <w:rPr>
-          <w:rStyle w:val="Strong"/>
-          <w:b/>
-          <w:bCs w:val="0"/>
-        </w:rPr>
-        <w:t>2.2.7</w:t>
-      </w:r>
-      <w:r>
-        <w:rPr>
-          <w:rStyle w:val="Strong"/>
-          <w:b/>
-          <w:bCs w:val="0"/>
-        </w:rPr>
-        <w:t>. Biểu đồ tuần tự (Sequence Diagram)</w:t>
-      </w:r>
-      <w:bookmarkEnd w:id="35"/>
-    </w:p>
-    <w:p>
-      <w:pPr>
-        <w:pStyle w:val="Heading3"/>
-        <w:rPr>
-          <w:rStyle w:val="Strong"/>
-          <w:b/>
-          <w:bCs w:val="0"/>
-        </w:rPr>
-      </w:pPr>
-      <w:r>
-        <w:rPr>
-          <w:rStyle w:val="Strong"/>
-          <w:b/>
-          <w:bCs w:val="0"/>
-        </w:rPr>
-        <w:tab/>
-      </w:r>
-      <w:bookmarkStart w:id="36" w:name="_Toc228870507"/>
-      <w:r>
-        <w:rPr>
-          <w:rStyle w:val="Strong"/>
-          <w:b/>
-          <w:bCs w:val="0"/>
-        </w:rPr>
-        <w:t>2.2.8</w:t>
-      </w:r>
-      <w:r>
-        <w:rPr>
-          <w:rStyle w:val="Strong"/>
-          <w:b/>
-          <w:bCs w:val="0"/>
-        </w:rPr>
-        <w:t>. Biểu đồ lớp (Class Diagram)</w:t>
-      </w:r>
-      <w:bookmarkEnd w:id="36"/>
-    </w:p>
-    <w:p>
-      <w:pPr>
-        <w:ind w:firstLine="0"/>
-      </w:pPr>
-      <w:r>
-        <w:rPr>
-          <w:noProof/>
-        </w:rPr>
-        <w:lastRenderedPageBreak/>
-        <w:drawing>
-          <wp:inline distT="0" distB="0" distL="0" distR="0" wp14:anchorId="4C326261" wp14:editId="43F50266">
-            <wp:extent cx="5913911" cy="8419465"/>
-            <wp:effectExtent l="0" t="0" r="0" b="635"/>
-            <wp:docPr id="14" name="Picture 14"/>
-            <wp:cNvGraphicFramePr>
-              <a:graphicFrameLocks xmlns:a="http://schemas.openxmlformats.org/drawingml/2006/main" noChangeAspect="1"/>
-            </wp:cNvGraphicFramePr>
-            <a:graphic xmlns:a="http://schemas.openxmlformats.org/drawingml/2006/main">
-              <a:graphicData uri="http://schemas.openxmlformats.org/drawingml/2006/picture">
-                <pic:pic xmlns:pic="http://schemas.openxmlformats.org/drawingml/2006/picture">
-                  <pic:nvPicPr>
-                    <pic:cNvPr id="14" name="Picture 14"/>
-                    <pic:cNvPicPr/>
-                  </pic:nvPicPr>
-                  <pic:blipFill>
-                    <a:blip r:embed="rId15">
-                      <a:extLst>
-                        <a:ext uri="{28A0092B-C50C-407E-A947-70E740481C1C}">
-                          <a14:useLocalDpi xmlns:a14="http://schemas.microsoft.com/office/drawing/2010/main" val="0"/>
-                        </a:ext>
-                      </a:extLst>
-                    </a:blip>
                     <a:stretch>
                       <a:fillRect/>
                     </a:stretch>
@@ -17892,7 +17661,7 @@
                   <pic:spPr>
                     <a:xfrm>
                       <a:off x="0" y="0"/>
-                      <a:ext cx="5921149" cy="8429770"/>
+                      <a:ext cx="4519052" cy="4115157"/>
                     </a:xfrm>
                     <a:prstGeom prst="rect">
                       <a:avLst/>
@@ -17904,6 +17673,224 @@
           </wp:inline>
         </w:drawing>
       </w:r>
+    </w:p>
+    <w:p>
+      <w:pPr>
+        <w:pStyle w:val="Heading3"/>
+        <w:rPr>
+          <w:rStyle w:val="Strong"/>
+          <w:b/>
+          <w:bCs w:val="0"/>
+        </w:rPr>
+      </w:pPr>
+      <w:r>
+        <w:rPr>
+          <w:rStyle w:val="Strong"/>
+          <w:b/>
+          <w:bCs w:val="0"/>
+        </w:rPr>
+        <w:lastRenderedPageBreak/>
+        <w:tab/>
+      </w:r>
+      <w:bookmarkStart w:id="31" w:name="_Toc228870503"/>
+      <w:r>
+        <w:rPr>
+          <w:rStyle w:val="Strong"/>
+          <w:b/>
+          <w:bCs w:val="0"/>
+        </w:rPr>
+        <w:t>2.2.4</w:t>
+      </w:r>
+      <w:r>
+        <w:rPr>
+          <w:rStyle w:val="Strong"/>
+          <w:b/>
+          <w:bCs w:val="0"/>
+        </w:rPr>
+        <w:t xml:space="preserve">. Biểu đồ Use Case của Admin </w:t>
+      </w:r>
+      <w:bookmarkEnd w:id="31"/>
+    </w:p>
+    <w:p/>
+    <w:p>
+      <w:pPr>
+        <w:pStyle w:val="Heading3"/>
+      </w:pPr>
+      <w:r>
+        <w:rPr>
+          <w:rStyle w:val="Strong"/>
+          <w:b/>
+          <w:bCs w:val="0"/>
+        </w:rPr>
+        <w:tab/>
+      </w:r>
+      <w:bookmarkStart w:id="32" w:name="_Toc228870504"/>
+      <w:r>
+        <w:rPr>
+          <w:rStyle w:val="Strong"/>
+          <w:b/>
+          <w:bCs w:val="0"/>
+        </w:rPr>
+        <w:t>2.2.5</w:t>
+      </w:r>
+      <w:r>
+        <w:rPr>
+          <w:rStyle w:val="Strong"/>
+          <w:b/>
+          <w:bCs w:val="0"/>
+        </w:rPr>
+        <w:t>. Biểu đồ Use Case của Khách hàng</w:t>
+      </w:r>
+      <w:bookmarkEnd w:id="32"/>
+    </w:p>
+    <w:p>
+      <w:pPr>
+        <w:pStyle w:val="Heading3"/>
+      </w:pPr>
+      <w:r>
+        <w:rPr>
+          <w:rStyle w:val="Strong"/>
+          <w:b/>
+          <w:bCs w:val="0"/>
+        </w:rPr>
+        <w:tab/>
+      </w:r>
+      <w:bookmarkStart w:id="33" w:name="_Toc228870505"/>
+      <w:r>
+        <w:rPr>
+          <w:rStyle w:val="Strong"/>
+          <w:b/>
+          <w:bCs w:val="0"/>
+        </w:rPr>
+        <w:t>2.2.6</w:t>
+      </w:r>
+      <w:r>
+        <w:rPr>
+          <w:rStyle w:val="Strong"/>
+          <w:b/>
+          <w:bCs w:val="0"/>
+        </w:rPr>
+        <w:t>. Biểu đồ hoạt động (Activity Diagram)</w:t>
+      </w:r>
+      <w:bookmarkEnd w:id="33"/>
+    </w:p>
+    <w:p>
+      <w:pPr>
+        <w:pStyle w:val="Heading3"/>
+        <w:rPr>
+          <w:rStyle w:val="Strong"/>
+          <w:b/>
+          <w:bCs w:val="0"/>
+        </w:rPr>
+      </w:pPr>
+      <w:r>
+        <w:rPr>
+          <w:rStyle w:val="Strong"/>
+          <w:b/>
+          <w:bCs w:val="0"/>
+        </w:rPr>
+        <w:tab/>
+      </w:r>
+      <w:bookmarkStart w:id="34" w:name="_Toc228870506"/>
+      <w:r>
+        <w:rPr>
+          <w:rStyle w:val="Strong"/>
+          <w:b/>
+          <w:bCs w:val="0"/>
+        </w:rPr>
+        <w:t>2.2.7</w:t>
+      </w:r>
+      <w:r>
+        <w:rPr>
+          <w:rStyle w:val="Strong"/>
+          <w:b/>
+          <w:bCs w:val="0"/>
+        </w:rPr>
+        <w:t>. Biểu đồ tuần tự (Sequence Diagram)</w:t>
+      </w:r>
+      <w:bookmarkEnd w:id="34"/>
+    </w:p>
+    <w:p/>
+    <w:p>
+      <w:pPr>
+        <w:pStyle w:val="Heading3"/>
+        <w:rPr>
+          <w:rStyle w:val="Strong"/>
+          <w:b/>
+          <w:bCs w:val="0"/>
+        </w:rPr>
+      </w:pPr>
+      <w:r>
+        <w:rPr>
+          <w:rStyle w:val="Strong"/>
+          <w:b/>
+          <w:bCs w:val="0"/>
+        </w:rPr>
+        <w:lastRenderedPageBreak/>
+        <w:tab/>
+      </w:r>
+      <w:bookmarkStart w:id="35" w:name="_Toc228870507"/>
+      <w:r>
+        <w:rPr>
+          <w:rStyle w:val="Strong"/>
+          <w:b/>
+          <w:bCs w:val="0"/>
+        </w:rPr>
+        <w:t>2.2.8</w:t>
+      </w:r>
+      <w:r>
+        <w:rPr>
+          <w:rStyle w:val="Strong"/>
+          <w:b/>
+          <w:bCs w:val="0"/>
+        </w:rPr>
+        <w:t>. Biểu đồ lớp (Class Diagram)</w:t>
+      </w:r>
+      <w:bookmarkEnd w:id="35"/>
+    </w:p>
+    <w:p>
+      <w:pPr>
+        <w:ind w:firstLine="0"/>
+      </w:pPr>
+      <w:bookmarkStart w:id="36" w:name="_GoBack"/>
+      <w:r>
+        <w:drawing>
+          <wp:inline distT="0" distB="0" distL="0" distR="0" wp14:anchorId="2CFF1F8A" wp14:editId="5B369A2F">
+            <wp:extent cx="5760720" cy="7896225"/>
+            <wp:effectExtent l="0" t="0" r="0" b="9525"/>
+            <wp:docPr id="5" name="Picture 5"/>
+            <wp:cNvGraphicFramePr>
+              <a:graphicFrameLocks xmlns:a="http://schemas.openxmlformats.org/drawingml/2006/main" noChangeAspect="1"/>
+            </wp:cNvGraphicFramePr>
+            <a:graphic xmlns:a="http://schemas.openxmlformats.org/drawingml/2006/main">
+              <a:graphicData uri="http://schemas.openxmlformats.org/drawingml/2006/picture">
+                <pic:pic xmlns:pic="http://schemas.openxmlformats.org/drawingml/2006/picture">
+                  <pic:nvPicPr>
+                    <pic:cNvPr id="1" name=""/>
+                    <pic:cNvPicPr/>
+                  </pic:nvPicPr>
+                  <pic:blipFill>
+                    <a:blip r:embed="rId15"/>
+                    <a:stretch>
+                      <a:fillRect/>
+                    </a:stretch>
+                  </pic:blipFill>
+                  <pic:spPr>
+                    <a:xfrm>
+                      <a:off x="0" y="0"/>
+                      <a:ext cx="5760720" cy="7896225"/>
+                    </a:xfrm>
+                    <a:prstGeom prst="rect">
+                      <a:avLst/>
+                    </a:prstGeom>
+                  </pic:spPr>
+                </pic:pic>
+              </a:graphicData>
+            </a:graphic>
+          </wp:inline>
+        </w:drawing>
+      </w:r>
+      <w:bookmarkEnd w:id="36"/>
     </w:p>
     <w:p>
       <w:pPr>
@@ -26508,7 +26495,7 @@
           <w:rPr>
             <w:noProof/>
           </w:rPr>
-          <w:t>24</w:t>
+          <w:t>18</w:t>
         </w:r>
         <w:r>
           <w:rPr>

--- a/QuachXuanThinh_2310900100_Project4.docx
+++ b/QuachXuanThinh_2310900100_Project4.docx
@@ -17472,12 +17472,9 @@
         <w:jc w:val="center"/>
       </w:pPr>
       <w:r>
-        <w:rPr>
-          <w:noProof/>
-        </w:rPr>
         <w:drawing>
-          <wp:inline distT="0" distB="0" distL="0" distR="0" wp14:anchorId="0ADC2B56" wp14:editId="69F8271F">
-            <wp:extent cx="4389500" cy="5113463"/>
+          <wp:inline distT="0" distB="0" distL="0" distR="0" wp14:anchorId="60D17AEF" wp14:editId="2614ACDB">
+            <wp:extent cx="5760720" cy="4711700"/>
             <wp:effectExtent l="0" t="0" r="0" b="0"/>
             <wp:docPr id="1" name="Picture 1"/>
             <wp:cNvGraphicFramePr>
@@ -17499,7 +17496,7 @@
                   <pic:spPr>
                     <a:xfrm>
                       <a:off x="0" y="0"/>
-                      <a:ext cx="4389500" cy="5113463"/>
+                      <a:ext cx="5760720" cy="4711700"/>
                     </a:xfrm>
                     <a:prstGeom prst="rect">
                       <a:avLst/>
@@ -17530,6 +17527,7 @@
         <w:pStyle w:val="Heading3"/>
       </w:pPr>
       <w:r>
+        <w:lastRenderedPageBreak/>
         <w:tab/>
       </w:r>
       <w:bookmarkStart w:id="29" w:name="_Toc228870501"/>
@@ -17555,6 +17553,9 @@
     </w:p>
     <w:p>
       <w:r>
+        <w:rPr>
+          <w:noProof/>
+        </w:rPr>
         <w:drawing>
           <wp:inline distT="0" distB="0" distL="0" distR="0" wp14:anchorId="04FFE079" wp14:editId="7FD0C280">
             <wp:extent cx="5128704" cy="3246401"/>
@@ -17635,6 +17636,7 @@
       </w:pPr>
       <w:r>
         <w:rPr>
+          <w:noProof/>
           <w:lang w:val="en-US"/>
         </w:rPr>
         <w:drawing>
@@ -17711,139 +17713,149 @@
       </w:r>
       <w:bookmarkEnd w:id="31"/>
     </w:p>
-    <w:p/>
+    <w:p>
+      <w:r>
+        <w:tab/>
+      </w:r>
+    </w:p>
     <w:p>
       <w:pPr>
         <w:pStyle w:val="Heading3"/>
-      </w:pPr>
-      <w:r>
         <w:rPr>
           <w:rStyle w:val="Strong"/>
           <w:b/>
           <w:bCs w:val="0"/>
         </w:rPr>
-        <w:tab/>
-      </w:r>
-      <w:bookmarkStart w:id="32" w:name="_Toc228870504"/>
+      </w:pPr>
       <w:r>
         <w:rPr>
           <w:rStyle w:val="Strong"/>
           <w:b/>
           <w:bCs w:val="0"/>
         </w:rPr>
-        <w:t>2.2.5</w:t>
-      </w:r>
+        <w:tab/>
+      </w:r>
+      <w:bookmarkStart w:id="32" w:name="_Toc228870504"/>
       <w:r>
         <w:rPr>
           <w:rStyle w:val="Strong"/>
           <w:b/>
           <w:bCs w:val="0"/>
         </w:rPr>
-        <w:t>. Biểu đồ Use Case của Khách hàng</w:t>
-      </w:r>
-      <w:bookmarkEnd w:id="32"/>
-    </w:p>
-    <w:p>
-      <w:pPr>
-        <w:pStyle w:val="Heading3"/>
-      </w:pPr>
+        <w:t>2.2.5</w:t>
+      </w:r>
       <w:r>
         <w:rPr>
           <w:rStyle w:val="Strong"/>
           <w:b/>
           <w:bCs w:val="0"/>
         </w:rPr>
-        <w:tab/>
-      </w:r>
-      <w:bookmarkStart w:id="33" w:name="_Toc228870505"/>
+        <w:t>. Biểu đồ Use Case của Khách hàng</w:t>
+      </w:r>
+      <w:bookmarkEnd w:id="32"/>
+    </w:p>
+    <w:p/>
+    <w:p>
+      <w:pPr>
+        <w:pStyle w:val="Heading3"/>
+      </w:pPr>
       <w:r>
         <w:rPr>
           <w:rStyle w:val="Strong"/>
           <w:b/>
           <w:bCs w:val="0"/>
         </w:rPr>
-        <w:t>2.2.6</w:t>
-      </w:r>
+        <w:tab/>
+      </w:r>
+      <w:bookmarkStart w:id="33" w:name="_Toc228870505"/>
       <w:r>
         <w:rPr>
           <w:rStyle w:val="Strong"/>
           <w:b/>
           <w:bCs w:val="0"/>
         </w:rPr>
-        <w:t>. Biểu đồ hoạt động (Activity Diagram)</w:t>
-      </w:r>
-      <w:bookmarkEnd w:id="33"/>
-    </w:p>
-    <w:p>
-      <w:pPr>
-        <w:pStyle w:val="Heading3"/>
+        <w:t>2.2.6</w:t>
+      </w:r>
+      <w:r>
         <w:rPr>
           <w:rStyle w:val="Strong"/>
           <w:b/>
           <w:bCs w:val="0"/>
         </w:rPr>
-      </w:pPr>
-      <w:r>
+        <w:t>. Biểu đồ hoạt động (Activity Diagram)</w:t>
+      </w:r>
+      <w:bookmarkEnd w:id="33"/>
+    </w:p>
+    <w:p>
+      <w:pPr>
+        <w:pStyle w:val="Heading3"/>
         <w:rPr>
           <w:rStyle w:val="Strong"/>
           <w:b/>
           <w:bCs w:val="0"/>
         </w:rPr>
-        <w:tab/>
-      </w:r>
-      <w:bookmarkStart w:id="34" w:name="_Toc228870506"/>
+      </w:pPr>
       <w:r>
         <w:rPr>
           <w:rStyle w:val="Strong"/>
           <w:b/>
           <w:bCs w:val="0"/>
         </w:rPr>
-        <w:t>2.2.7</w:t>
-      </w:r>
+        <w:tab/>
+      </w:r>
+      <w:bookmarkStart w:id="34" w:name="_Toc228870506"/>
       <w:r>
         <w:rPr>
           <w:rStyle w:val="Strong"/>
           <w:b/>
           <w:bCs w:val="0"/>
         </w:rPr>
-        <w:t>. Biểu đồ tuần tự (Sequence Diagram)</w:t>
-      </w:r>
-      <w:bookmarkEnd w:id="34"/>
-    </w:p>
-    <w:p/>
-    <w:p>
-      <w:pPr>
-        <w:pStyle w:val="Heading3"/>
+        <w:t>2.2.7</w:t>
+      </w:r>
+      <w:r>
         <w:rPr>
           <w:rStyle w:val="Strong"/>
           <w:b/>
           <w:bCs w:val="0"/>
         </w:rPr>
-      </w:pPr>
-      <w:r>
+        <w:t>. Biểu đồ tuần tự (Sequence Diagram)</w:t>
+      </w:r>
+      <w:bookmarkEnd w:id="34"/>
+    </w:p>
+    <w:p/>
+    <w:p>
+      <w:pPr>
+        <w:pStyle w:val="Heading3"/>
         <w:rPr>
           <w:rStyle w:val="Strong"/>
           <w:b/>
           <w:bCs w:val="0"/>
         </w:rPr>
-        <w:lastRenderedPageBreak/>
-        <w:tab/>
-      </w:r>
-      <w:bookmarkStart w:id="35" w:name="_Toc228870507"/>
+      </w:pPr>
       <w:r>
         <w:rPr>
           <w:rStyle w:val="Strong"/>
           <w:b/>
           <w:bCs w:val="0"/>
         </w:rPr>
-        <w:t>2.2.8</w:t>
-      </w:r>
+        <w:lastRenderedPageBreak/>
+        <w:tab/>
+      </w:r>
+      <w:bookmarkStart w:id="35" w:name="_Toc228870507"/>
       <w:r>
         <w:rPr>
           <w:rStyle w:val="Strong"/>
           <w:b/>
           <w:bCs w:val="0"/>
         </w:rPr>
+        <w:t>2.2.8</w:t>
+      </w:r>
+      <w:r>
+        <w:rPr>
+          <w:rStyle w:val="Strong"/>
+          <w:b/>
+          <w:bCs w:val="0"/>
+        </w:rPr>
         <w:t>. Biểu đồ lớp (Class Diagram)</w:t>
       </w:r>
       <w:bookmarkEnd w:id="35"/>
@@ -17852,8 +17864,10 @@
       <w:pPr>
         <w:ind w:firstLine="0"/>
       </w:pPr>
-      <w:bookmarkStart w:id="36" w:name="_GoBack"/>
-      <w:r>
+      <w:r>
+        <w:rPr>
+          <w:noProof/>
+        </w:rPr>
         <w:drawing>
           <wp:inline distT="0" distB="0" distL="0" distR="0" wp14:anchorId="2CFF1F8A" wp14:editId="5B369A2F">
             <wp:extent cx="5760720" cy="7896225"/>
@@ -17890,27 +17904,26 @@
           </wp:inline>
         </w:drawing>
       </w:r>
+    </w:p>
+    <w:p>
+      <w:pPr>
+        <w:pStyle w:val="Hinh"/>
+      </w:pPr>
+      <w:bookmarkStart w:id="36" w:name="_Toc219649905"/>
+      <w:bookmarkStart w:id="37" w:name="_Toc220082849"/>
+      <w:bookmarkStart w:id="38" w:name="_Toc220096532"/>
+      <w:r>
+        <w:t xml:space="preserve"> </w:t>
+      </w:r>
+      <w:r>
+        <w:t>Biểu đồ lớp hệ thống</w:t>
+      </w:r>
       <w:bookmarkEnd w:id="36"/>
-    </w:p>
-    <w:p>
-      <w:pPr>
-        <w:pStyle w:val="Hinh"/>
-      </w:pPr>
-      <w:bookmarkStart w:id="37" w:name="_Toc219649905"/>
-      <w:bookmarkStart w:id="38" w:name="_Toc220082849"/>
-      <w:bookmarkStart w:id="39" w:name="_Toc220096532"/>
       <w:r>
         <w:t xml:space="preserve"> </w:t>
       </w:r>
-      <w:r>
-        <w:t>Biểu đồ lớp hệ thống</w:t>
-      </w:r>
       <w:bookmarkEnd w:id="37"/>
-      <w:r>
-        <w:t xml:space="preserve"> </w:t>
-      </w:r>
       <w:bookmarkEnd w:id="38"/>
-      <w:bookmarkEnd w:id="39"/>
       <w:r>
         <w:rPr>
           <w:lang w:val="en-US"/>
@@ -17928,7 +17941,7 @@
           <w:lang w:val="vi-VN"/>
         </w:rPr>
       </w:pPr>
-      <w:bookmarkStart w:id="40" w:name="_Toc228870508"/>
+      <w:bookmarkStart w:id="39" w:name="_Toc228870508"/>
       <w:r>
         <w:rPr>
           <w:rStyle w:val="Strong"/>
@@ -17947,7 +17960,7 @@
         </w:rPr>
         <w:t xml:space="preserve"> sở dữ liệu</w:t>
       </w:r>
-      <w:bookmarkEnd w:id="40"/>
+      <w:bookmarkEnd w:id="39"/>
     </w:p>
     <w:p>
       <w:pPr>
@@ -17969,7 +17982,7 @@
         </w:rPr>
         <w:tab/>
       </w:r>
-      <w:bookmarkStart w:id="41" w:name="_Toc228870509"/>
+      <w:bookmarkStart w:id="40" w:name="_Toc228870509"/>
       <w:r>
         <w:rPr>
           <w:rStyle w:val="Strong"/>
@@ -17980,7 +17993,7 @@
         </w:rPr>
         <w:t>2.3.1. Tổng quan cơ sở dữ liệu</w:t>
       </w:r>
-      <w:bookmarkEnd w:id="41"/>
+      <w:bookmarkEnd w:id="40"/>
     </w:p>
     <w:p>
       <w:pPr>
@@ -18266,7 +18279,7 @@
         </w:rPr>
         <w:tab/>
       </w:r>
-      <w:bookmarkStart w:id="42" w:name="_Toc228870510"/>
+      <w:bookmarkStart w:id="41" w:name="_Toc228870510"/>
       <w:r>
         <w:rPr>
           <w:rStyle w:val="Strong"/>
@@ -18275,7 +18288,7 @@
         </w:rPr>
         <w:t>2.3.2. Danh sách các bảng dữ liệu</w:t>
       </w:r>
-      <w:bookmarkEnd w:id="42"/>
+      <w:bookmarkEnd w:id="41"/>
     </w:p>
     <w:tbl>
       <w:tblPr>
@@ -18761,7 +18774,7 @@
         </w:rPr>
         <w:tab/>
       </w:r>
-      <w:bookmarkStart w:id="43" w:name="_Toc228870511"/>
+      <w:bookmarkStart w:id="42" w:name="_Toc228870511"/>
       <w:r>
         <w:rPr>
           <w:rStyle w:val="Strong"/>
@@ -18770,7 +18783,7 @@
         </w:rPr>
         <w:t>2.3.3. Cấu trúc chi tiết các bảng</w:t>
       </w:r>
-      <w:bookmarkEnd w:id="43"/>
+      <w:bookmarkEnd w:id="42"/>
     </w:p>
     <w:p>
       <w:pPr>
@@ -21991,16 +22004,8 @@
           <w:szCs w:val="28"/>
         </w:rPr>
       </w:pPr>
-      <w:r>
-        <w:rPr>
-          <w:rStyle w:val="Strong"/>
-          <w:rFonts w:eastAsiaTheme="majorEastAsia"/>
-          <w:iCs/>
-          <w:sz w:val="28"/>
-          <w:szCs w:val="28"/>
-        </w:rPr>
-        <w:t>9</w:t>
-      </w:r>
+      <w:bookmarkStart w:id="43" w:name="_GoBack"/>
+      <w:bookmarkEnd w:id="43"/>
     </w:p>
     <w:p>
       <w:pPr>
@@ -26495,7 +26500,7 @@
           <w:rPr>
             <w:noProof/>
           </w:rPr>
-          <w:t>18</w:t>
+          <w:t>30</w:t>
         </w:r>
         <w:r>
           <w:rPr>
